--- a/public/samples/contract.deid.docx
+++ b/public/samples/contract.deid.docx
@@ -120,14 +120,14 @@
           <w:rFonts w:hint="eastAsia"/>
           <w:lang w:eastAsia="zh-TW"/>
         </w:rPr>
-        <w:t xml:space="preserve">甲方：[公司:9541dd]（統一編號 </w:t>
-      </w:r>
-      <w:r>
-        <w:rPr>
-          <w:rFonts w:ascii="Calibri" w:hAnsi="Calibri"/>
-          <w:lang w:val="en-US"/>
-        </w:rPr>
-        <w:t xml:space="preserve">[統編:88fe72]</w:t>
+        <w:t xml:space="preserve">甲方：[公司:ce767e]（統一編號 </w:t>
+      </w:r>
+      <w:r>
+        <w:rPr>
+          <w:rFonts w:ascii="Calibri" w:hAnsi="Calibri"/>
+          <w:lang w:val="en-US"/>
+        </w:rPr>
+        <w:t xml:space="preserve">[統編:0aa08d]</w:t>
       </w:r>
       <w:r>
         <w:rPr>
@@ -146,19 +146,19 @@
           <w:rFonts w:hint="eastAsia"/>
           <w:lang w:eastAsia="zh-TW"/>
         </w:rPr>
-        <w:t xml:space="preserve">代表人：[姓名:25269f]</w:t>
-      </w:r>
-    </w:p>
-    <w:p>
-      <w:pPr>
-        <w:spacing w:after="120"/>
-      </w:pPr>
-      <w:r>
-        <w:rPr>
-          <w:rFonts w:hint="eastAsia"/>
-          <w:lang w:eastAsia="zh-TW"/>
-        </w:rPr>
-        <w:t xml:space="preserve">地址：[地址:d3c4fd]</w:t>
+        <w:t xml:space="preserve">代表人：[姓名:677324]</w:t>
+      </w:r>
+    </w:p>
+    <w:p>
+      <w:pPr>
+        <w:spacing w:after="120"/>
+      </w:pPr>
+      <w:r>
+        <w:rPr>
+          <w:rFonts w:hint="eastAsia"/>
+          <w:lang w:eastAsia="zh-TW"/>
+        </w:rPr>
+        <w:t xml:space="preserve">地址：[地址:8f93ab]</w:t>
       </w:r>
       <w:r>
         <w:rPr>
@@ -212,14 +212,14 @@
           <w:rFonts w:hint="eastAsia"/>
           <w:lang w:eastAsia="zh-TW"/>
         </w:rPr>
-        <w:t xml:space="preserve">聯絡人：[姓名:060c54]　電話 </w:t>
-      </w:r>
-      <w:r>
-        <w:rPr>
-          <w:rFonts w:ascii="Calibri" w:hAnsi="Calibri"/>
-          <w:lang w:val="en-US"/>
-        </w:rPr>
-        <w:t xml:space="preserve">[市話:8efc7e]</w:t>
+        <w:t xml:space="preserve">聯絡人：[姓名:2676ff]　電話 </w:t>
+      </w:r>
+      <w:r>
+        <w:rPr>
+          <w:rFonts w:ascii="Calibri" w:hAnsi="Calibri"/>
+          <w:lang w:val="en-US"/>
+        </w:rPr>
+        <w:t xml:space="preserve">[市話:483731]</w:t>
       </w:r>
       <w:r>
         <w:rPr>
@@ -233,7 +233,7 @@
           <w:rFonts w:ascii="Calibri" w:hAnsi="Calibri"/>
           <w:lang w:val="en-US"/>
         </w:rPr>
-        <w:t xml:space="preserve">[手機:85d5eb]</w:t>
+        <w:t xml:space="preserve">[手機:9def8e]</w:t>
       </w:r>
       <w:r>
         <w:rPr>
@@ -247,7 +247,7 @@
           <w:rFonts w:ascii="Calibri" w:hAnsi="Calibri"/>
           <w:lang w:val="en-US"/>
         </w:rPr>
-        <w:t xml:space="preserve">[電子郵件:d8caa1]</w:t>
+        <w:t xml:space="preserve">[電子郵件:cc690e]</w:t>
       </w:r>
       <w:r>
         <w:rPr>
@@ -266,14 +266,14 @@
           <w:rFonts w:hint="eastAsia"/>
           <w:lang w:eastAsia="zh-TW"/>
         </w:rPr>
-        <w:t xml:space="preserve">乙方：[姓名:869b52]（身分證字號 </w:t>
-      </w:r>
-      <w:r>
-        <w:rPr>
-          <w:rFonts w:ascii="Calibri" w:hAnsi="Calibri"/>
-          <w:lang w:val="en-US"/>
-        </w:rPr>
-        <w:t xml:space="preserve">[身分證:ff3d7a]</w:t>
+        <w:t xml:space="preserve">乙方：[姓名:2f5530]（身分證字號 </w:t>
+      </w:r>
+      <w:r>
+        <w:rPr>
+          <w:rFonts w:ascii="Calibri" w:hAnsi="Calibri"/>
+          <w:lang w:val="en-US"/>
+        </w:rPr>
+        <w:t xml:space="preserve">[身分證:0895f1]</w:t>
       </w:r>
       <w:r>
         <w:rPr>
@@ -292,7 +292,7 @@
           <w:rFonts w:hint="eastAsia"/>
           <w:lang w:eastAsia="zh-TW"/>
         </w:rPr>
-        <w:t xml:space="preserve">戶籍地址：[地址:9eda5b]</w:t>
+        <w:t xml:space="preserve">戶籍地址：[地址:54d6a9]</w:t>
       </w:r>
       <w:r>
         <w:rPr>
@@ -325,7 +325,7 @@
           <w:rFonts w:ascii="Calibri" w:hAnsi="Calibri"/>
           <w:lang w:val="en-US"/>
         </w:rPr>
-        <w:t xml:space="preserve">[手機:16e2ad]</w:t>
+        <w:t xml:space="preserve">[手機:e50e6e]</w:t>
       </w:r>
       <w:r>
         <w:rPr>
@@ -339,7 +339,7 @@
           <w:rFonts w:ascii="Calibri" w:hAnsi="Calibri"/>
           <w:lang w:val="en-US"/>
         </w:rPr>
-        <w:t xml:space="preserve">[電子郵件:11c1e7]</w:t>
+        <w:t xml:space="preserve">[電子郵件:ef306a]</w:t>
       </w:r>
       <w:r>
         <w:rPr>
@@ -513,14 +513,14 @@
           <w:rFonts w:hint="eastAsia"/>
           <w:lang w:eastAsia="zh-TW"/>
         </w:rPr>
-        <w:t xml:space="preserve">（含稅）。乙方應於每月五日前開立當月請款單交付甲方聯絡人 [姓名:890dff]（</w:t>
-      </w:r>
-      <w:r>
-        <w:rPr>
-          <w:rFonts w:ascii="Calibri" w:hAnsi="Calibri"/>
-          <w:lang w:val="en-US"/>
-        </w:rPr>
-        <w:t xml:space="preserve">[電子郵件:1b3bde]</w:t>
+        <w:t xml:space="preserve">（含稅）。乙方應於每月五日前開立當月請款單交付甲方聯絡人 [姓名:3bac11]（</w:t>
+      </w:r>
+      <w:r>
+        <w:rPr>
+          <w:rFonts w:ascii="Calibri" w:hAnsi="Calibri"/>
+          <w:lang w:val="en-US"/>
+        </w:rPr>
+        <w:t xml:space="preserve">[電子郵件:00e499]</w:t>
       </w:r>
       <w:r>
         <w:rPr>
@@ -541,7 +541,7 @@
           <w:rFonts w:hint="eastAsia"/>
           <w:lang w:eastAsia="zh-TW"/>
         </w:rPr>
-        <w:t xml:space="preserve">　戶名 [姓名:709e94]。</w:t>
+        <w:t xml:space="preserve">　戶名 [姓名:1cbee4]。</w:t>
       </w:r>
     </w:p>
     <w:p>
@@ -586,11 +586,6 @@
       </w:r>
     </w:p>
     <w:p>
-      <w:r>
-        <w:br w:type="page"/>
-      </w:r>
-    </w:p>
-    <w:p>
       <w:pPr>
         <w:pStyle w:val="Heading1"/>
         <w:spacing w:after="120"/>
@@ -804,7 +799,7 @@
           <w:rFonts w:ascii="Calibri" w:hAnsi="Calibri"/>
           <w:lang w:val="en-US"/>
         </w:rPr>
-        <w:t xml:space="preserve">[電子郵件:8a000f]</w:t>
+        <w:t xml:space="preserve">[電子郵件:b6d876]</w:t>
       </w:r>
       <w:r>
         <w:rPr>
@@ -818,7 +813,7 @@
           <w:rFonts w:ascii="Calibri" w:hAnsi="Calibri"/>
           <w:lang w:val="en-US"/>
         </w:rPr>
-        <w:t xml:space="preserve">[電子郵件:6265f0]</w:t>
+        <w:t xml:space="preserve">[電子郵件:55adc9]</w:t>
       </w:r>
       <w:r>
         <w:rPr>
@@ -889,11 +884,6 @@
           <w:lang w:eastAsia="zh-TW"/>
         </w:rPr>
         <w:t xml:space="preserve">本契約未盡事宜，依相關法令及誠信原則處理。本契約一式二份，由甲乙雙方各執一份為憑。附件為本契約之一部分，與本契約具同等效力。</w:t>
-      </w:r>
-    </w:p>
-    <w:p>
-      <w:r>
-        <w:br w:type="page"/>
       </w:r>
     </w:p>
     <w:p>
@@ -1674,7 +1664,7 @@
                 <w:rFonts w:hint="eastAsia"/>
                 <w:lang w:eastAsia="zh-TW"/>
               </w:rPr>
-              <w:t xml:space="preserve">[姓名:845f4c]</w:t>
+              <w:t xml:space="preserve">[姓名:264a11]</w:t>
             </w:r>
           </w:p>
         </w:tc>
@@ -1692,7 +1682,7 @@
                 <w:rFonts w:ascii="Calibri" w:hAnsi="Calibri"/>
                 <w:lang w:val="en-US"/>
               </w:rPr>
-              <w:t xml:space="preserve">[市話:4f5e32]</w:t>
+              <w:t xml:space="preserve">[市話:d3ccec]</w:t>
             </w:r>
           </w:p>
         </w:tc>
@@ -1710,7 +1700,7 @@
                 <w:rFonts w:ascii="Calibri" w:hAnsi="Calibri"/>
                 <w:lang w:val="en-US"/>
               </w:rPr>
-              <w:t xml:space="preserve">[手機:50723e]</w:t>
+              <w:t xml:space="preserve">[手機:4de4f1]</w:t>
             </w:r>
           </w:p>
         </w:tc>
@@ -1728,7 +1718,7 @@
                 <w:rFonts w:ascii="Calibri" w:hAnsi="Calibri"/>
                 <w:lang w:val="en-US"/>
               </w:rPr>
-              <w:t xml:space="preserve">[電子郵件:b3be88]</w:t>
+              <w:t xml:space="preserve">[電子郵件:f827c3]</w:t>
             </w:r>
           </w:p>
         </w:tc>
@@ -1766,7 +1756,7 @@
                 <w:rFonts w:hint="eastAsia"/>
                 <w:lang w:eastAsia="zh-TW"/>
               </w:rPr>
-              <w:t xml:space="preserve">[姓名:bc1713]</w:t>
+              <w:t xml:space="preserve">[姓名:9b1913]</w:t>
             </w:r>
           </w:p>
         </w:tc>
@@ -1784,7 +1774,7 @@
                 <w:rFonts w:ascii="Calibri" w:hAnsi="Calibri"/>
                 <w:lang w:val="en-US"/>
               </w:rPr>
-              <w:t xml:space="preserve">[市話:e6a45b]</w:t>
+              <w:t xml:space="preserve">[市話:690eca]</w:t>
             </w:r>
           </w:p>
         </w:tc>
@@ -1802,7 +1792,7 @@
                 <w:rFonts w:ascii="Calibri" w:hAnsi="Calibri"/>
                 <w:lang w:val="en-US"/>
               </w:rPr>
-              <w:t xml:space="preserve">[手機:548aee]</w:t>
+              <w:t xml:space="preserve">[手機:0bf55d]</w:t>
             </w:r>
           </w:p>
         </w:tc>
@@ -1820,7 +1810,7 @@
                 <w:rFonts w:ascii="Calibri" w:hAnsi="Calibri"/>
                 <w:lang w:val="en-US"/>
               </w:rPr>
-              <w:t xml:space="preserve">[電子郵件:2fdedf]</w:t>
+              <w:t xml:space="preserve">[電子郵件:0ec30d]</w:t>
             </w:r>
           </w:p>
         </w:tc>
@@ -1858,7 +1848,7 @@
                 <w:rFonts w:hint="eastAsia"/>
                 <w:lang w:eastAsia="zh-TW"/>
               </w:rPr>
-              <w:t xml:space="preserve">[姓名:d0b8f3]</w:t>
+              <w:t xml:space="preserve">[姓名:b3127b]</w:t>
             </w:r>
           </w:p>
         </w:tc>
@@ -1876,7 +1866,7 @@
                 <w:rFonts w:ascii="Calibri" w:hAnsi="Calibri"/>
                 <w:lang w:val="en-US"/>
               </w:rPr>
-              <w:t xml:space="preserve">[市話:56cbda]</w:t>
+              <w:t xml:space="preserve">[市話:2bae41]</w:t>
             </w:r>
           </w:p>
         </w:tc>
@@ -1894,7 +1884,7 @@
                 <w:rFonts w:ascii="Calibri" w:hAnsi="Calibri"/>
                 <w:lang w:val="en-US"/>
               </w:rPr>
-              <w:t xml:space="preserve">[手機:7d666e]</w:t>
+              <w:t xml:space="preserve">[手機:be37a5]</w:t>
             </w:r>
           </w:p>
         </w:tc>
@@ -1912,7 +1902,7 @@
                 <w:rFonts w:ascii="Calibri" w:hAnsi="Calibri"/>
                 <w:lang w:val="en-US"/>
               </w:rPr>
-              <w:t xml:space="preserve">[電子郵件:ce0faf]</w:t>
+              <w:t xml:space="preserve">[電子郵件:9ec790]</w:t>
             </w:r>
           </w:p>
         </w:tc>
@@ -1950,7 +1940,7 @@
                 <w:rFonts w:hint="eastAsia"/>
                 <w:lang w:eastAsia="zh-TW"/>
               </w:rPr>
-              <w:t xml:space="preserve">[姓名:ea72f0]</w:t>
+              <w:t xml:space="preserve">[姓名:b7ba28]</w:t>
             </w:r>
           </w:p>
         </w:tc>
@@ -1986,7 +1976,7 @@
                 <w:rFonts w:ascii="Calibri" w:hAnsi="Calibri"/>
                 <w:lang w:val="en-US"/>
               </w:rPr>
-              <w:t xml:space="preserve">[手機:627c79]</w:t>
+              <w:t xml:space="preserve">[手機:c8d782]</w:t>
             </w:r>
           </w:p>
         </w:tc>
@@ -2004,7 +1994,7 @@
                 <w:rFonts w:ascii="Calibri" w:hAnsi="Calibri"/>
                 <w:lang w:val="en-US"/>
               </w:rPr>
-              <w:t xml:space="preserve">[電子郵件:80249e]</w:t>
+              <w:t xml:space="preserve">[電子郵件:1b764d]</w:t>
             </w:r>
           </w:p>
         </w:tc>
@@ -2042,7 +2032,7 @@
                 <w:rFonts w:hint="eastAsia"/>
                 <w:lang w:eastAsia="zh-TW"/>
               </w:rPr>
-              <w:t xml:space="preserve">[姓名:7246c1]</w:t>
+              <w:t xml:space="preserve">[姓名:3bd1bc]</w:t>
             </w:r>
           </w:p>
         </w:tc>
@@ -2078,7 +2068,7 @@
                 <w:rFonts w:ascii="Calibri" w:hAnsi="Calibri"/>
                 <w:lang w:val="en-US"/>
               </w:rPr>
-              <w:t xml:space="preserve">[手機:1cbd1d]</w:t>
+              <w:t xml:space="preserve">[手機:d85981]</w:t>
             </w:r>
           </w:p>
         </w:tc>
@@ -2116,11 +2106,6 @@
       </w:r>
     </w:p>
     <w:p>
-      <w:r>
-        <w:br w:type="page"/>
-      </w:r>
-    </w:p>
-    <w:p>
       <w:pPr>
         <w:pStyle w:val="Heading1"/>
         <w:spacing w:after="120"/>
@@ -2157,7 +2142,7 @@
           <w:rFonts w:hint="eastAsia"/>
           <w:lang w:eastAsia="zh-TW"/>
         </w:rPr>
-        <w:t xml:space="preserve">甲方：[公司:d64670]</w:t>
+        <w:t xml:space="preserve">甲方：[公司:c02192]</w:t>
       </w:r>
     </w:p>
     <w:p>
@@ -2176,31 +2161,7 @@
           <w:rFonts w:ascii="Calibri" w:hAnsi="Calibri"/>
           <w:lang w:val="en-US"/>
         </w:rPr>
-        <w:t xml:space="preserve">[統編:3bb619]</w:t>
-      </w:r>
-    </w:p>
-    <w:p>
-      <w:pPr>
-        <w:spacing w:after="120"/>
-      </w:pPr>
-      <w:r>
-        <w:rPr>
-          <w:rFonts w:hint="eastAsia"/>
-          <w:lang w:eastAsia="zh-TW"/>
-        </w:rPr>
-        <w:t xml:space="preserve">代表人：[姓名:d8b9b7]　　　　　　　　　　（簽章）</w:t>
-      </w:r>
-    </w:p>
-    <w:p>
-      <w:pPr>
-        <w:spacing w:after="120"/>
-      </w:pPr>
-      <w:r>
-        <w:rPr>
-          <w:rFonts w:hint="eastAsia"/>
-          <w:lang w:eastAsia="zh-TW"/>
-        </w:rPr>
-        <w:t xml:space="preserve">地址：[地址:380e4d]</w:t>
+        <w:t xml:space="preserve">[統編:bb25f0]</w:t>
       </w:r>
       <w:r>
         <w:rPr>
@@ -2209,41 +2170,72 @@
         </w:rPr>
         <w:t xml:space="preserve"/>
       </w:r>
-      <w:r>
-        <w:rPr>
-          <w:rFonts w:hint="eastAsia"/>
-          <w:lang w:eastAsia="zh-TW"/>
+    </w:p>
+    <w:p>
+      <w:pPr>
+        <w:spacing w:after="120"/>
+      </w:pPr>
+      <w:r>
+        <w:rPr>
+          <w:rFonts w:hint="eastAsia"/>
+          <w:lang w:eastAsia="zh-TW"/>
+        </w:rPr>
+        <w:t xml:space="preserve">代表人：[姓名:d57966]　　　　　　　　　　（簽章）</w:t>
+      </w:r>
+    </w:p>
+    <w:p>
+      <w:pPr>
+        <w:spacing w:after="120"/>
+      </w:pPr>
+      <w:r>
+        <w:rPr>
+          <w:rFonts w:hint="eastAsia"/>
+          <w:lang w:eastAsia="zh-TW"/>
+        </w:rPr>
+        <w:t xml:space="preserve">地址：[地址:01b0fe]</w:t>
+      </w:r>
+      <w:r>
+        <w:rPr>
+          <w:rFonts w:ascii="Calibri" w:hAnsi="Calibri"/>
+          <w:lang w:val="en-US"/>
         </w:rPr>
         <w:t xml:space="preserve"/>
       </w:r>
       <w:r>
         <w:rPr>
-          <w:rFonts w:ascii="Calibri" w:hAnsi="Calibri"/>
-          <w:lang w:val="en-US"/>
+          <w:rFonts w:hint="eastAsia"/>
+          <w:lang w:eastAsia="zh-TW"/>
         </w:rPr>
         <w:t xml:space="preserve"/>
       </w:r>
       <w:r>
         <w:rPr>
-          <w:rFonts w:hint="eastAsia"/>
-          <w:lang w:eastAsia="zh-TW"/>
+          <w:rFonts w:ascii="Calibri" w:hAnsi="Calibri"/>
+          <w:lang w:val="en-US"/>
         </w:rPr>
         <w:t xml:space="preserve"/>
       </w:r>
       <w:r>
         <w:rPr>
-          <w:rFonts w:ascii="Calibri" w:hAnsi="Calibri"/>
-          <w:lang w:val="en-US"/>
+          <w:rFonts w:hint="eastAsia"/>
+          <w:lang w:eastAsia="zh-TW"/>
         </w:rPr>
         <w:t xml:space="preserve"/>
       </w:r>
       <w:r>
         <w:rPr>
-          <w:rFonts w:hint="eastAsia"/>
-          <w:lang w:eastAsia="zh-TW"/>
+          <w:rFonts w:ascii="Calibri" w:hAnsi="Calibri"/>
+          <w:lang w:val="en-US"/>
         </w:rPr>
         <w:t xml:space="preserve"/>
       </w:r>
+      <w:r>
+        <w:rPr>
+          <w:rFonts w:hint="eastAsia"/>
+          <w:lang w:eastAsia="zh-TW"/>
+        </w:rPr>
+        <w:t xml:space="preserve"/>
+      </w:r>
     </w:p>
     <w:p>
       <w:pPr>
@@ -2261,7 +2253,7 @@
           <w:rFonts w:ascii="Calibri" w:hAnsi="Calibri"/>
           <w:lang w:val="en-US"/>
         </w:rPr>
-        <w:t xml:space="preserve">[市話:5f5f29]</w:t>
+        <w:t xml:space="preserve">[市話:1e5da8]</w:t>
       </w:r>
     </w:p>
     <w:p/>
@@ -2274,7 +2266,7 @@
           <w:rFonts w:hint="eastAsia"/>
           <w:lang w:eastAsia="zh-TW"/>
         </w:rPr>
-        <w:t xml:space="preserve">乙方：[姓名:cb5996]　　　　　　　　　　（簽章）</w:t>
+        <w:t xml:space="preserve">乙方：[姓名:ce7bc7]　　　　　　　　　　（簽章）</w:t>
       </w:r>
     </w:p>
     <w:p>
@@ -2293,19 +2285,7 @@
           <w:rFonts w:ascii="Calibri" w:hAnsi="Calibri"/>
           <w:lang w:val="en-US"/>
         </w:rPr>
-        <w:t xml:space="preserve">[身分證:2f06c1]</w:t>
-      </w:r>
-    </w:p>
-    <w:p>
-      <w:pPr>
-        <w:spacing w:after="120"/>
-      </w:pPr>
-      <w:r>
-        <w:rPr>
-          <w:rFonts w:hint="eastAsia"/>
-          <w:lang w:eastAsia="zh-TW"/>
-        </w:rPr>
-        <w:t xml:space="preserve">地址：[地址:bef50e]</w:t>
+        <w:t xml:space="preserve">[身分證:791dde]</w:t>
       </w:r>
       <w:r>
         <w:rPr>
@@ -2314,13 +2294,32 @@
         </w:rPr>
         <w:t xml:space="preserve"/>
       </w:r>
-      <w:r>
-        <w:rPr>
-          <w:rFonts w:hint="eastAsia"/>
-          <w:lang w:eastAsia="zh-TW"/>
+    </w:p>
+    <w:p>
+      <w:pPr>
+        <w:spacing w:after="120"/>
+      </w:pPr>
+      <w:r>
+        <w:rPr>
+          <w:rFonts w:hint="eastAsia"/>
+          <w:lang w:eastAsia="zh-TW"/>
+        </w:rPr>
+        <w:t xml:space="preserve">地址：[地址:6a69ec]</w:t>
+      </w:r>
+      <w:r>
+        <w:rPr>
+          <w:rFonts w:ascii="Calibri" w:hAnsi="Calibri"/>
+          <w:lang w:val="en-US"/>
         </w:rPr>
         <w:t xml:space="preserve"/>
       </w:r>
+      <w:r>
+        <w:rPr>
+          <w:rFonts w:hint="eastAsia"/>
+          <w:lang w:eastAsia="zh-TW"/>
+        </w:rPr>
+        <w:t xml:space="preserve"/>
+      </w:r>
     </w:p>
     <w:p>
       <w:pPr>
@@ -2338,7 +2337,7 @@
           <w:rFonts w:ascii="Calibri" w:hAnsi="Calibri"/>
           <w:lang w:val="en-US"/>
         </w:rPr>
-        <w:t xml:space="preserve">[手機:e95cba]</w:t>
+        <w:t xml:space="preserve">[手機:bd2785]</w:t>
       </w:r>
     </w:p>
     <w:p/>
@@ -2351,7 +2350,7 @@
           <w:rFonts w:hint="eastAsia"/>
           <w:lang w:eastAsia="zh-TW"/>
         </w:rPr>
-        <w:t xml:space="preserve">見證人：[姓名:344ee7]　　　　　　　　　　（簽章）</w:t>
+        <w:t xml:space="preserve">見證人：[姓名:600878]　　　　　　　　　　（簽章）</w:t>
       </w:r>
     </w:p>
     <w:p>
@@ -2370,7 +2369,7 @@
           <w:rFonts w:ascii="Calibri" w:hAnsi="Calibri"/>
           <w:lang w:val="en-US"/>
         </w:rPr>
-        <w:t xml:space="preserve">[身分證:2afd0d]</w:t>
+        <w:t xml:space="preserve">[身分證:60c522]</w:t>
       </w:r>
     </w:p>
     <w:p>
@@ -2389,7 +2388,7 @@
           <w:rFonts w:ascii="Calibri" w:hAnsi="Calibri"/>
           <w:lang w:val="en-US"/>
         </w:rPr>
-        <w:t xml:space="preserve">[手機:c7b048]</w:t>
+        <w:t xml:space="preserve">[手機:df13b9]</w:t>
       </w:r>
     </w:p>
     <w:p/>
@@ -2474,7 +2473,7 @@
         <w:rFonts w:hint="eastAsia"/>
         <w:lang w:eastAsia="zh-TW"/>
       </w:rPr>
-      <w:t xml:space="preserve">[公司:225f32]　委外服務契約書　契約編號 </w:t>
+      <w:t xml:space="preserve">[公司:19c9e9]　委外服務契約書　契約編號 </w:t>
     </w:r>
     <w:r>
       <w:rPr>
